--- a/Querying/Exercises/Cyberchase/Cyberchase.docx
+++ b/Querying/Exercises/Cyberchase/Cyberchase.docx
@@ -987,6 +987,761 @@
         </w:rPr>
         <w:t>Involve at least one condition, using WHERE with AND or OR</w:t>
       </w:r>
+    </w:p>
+    <w:p>
+      <w:pPr>
+        <w:pStyle w:val="Heading2"/>
+        <w:pBdr>
+          <w:bottom w:val="single" w:sz="6" w:space="0" w:color="E9ECEF"/>
+        </w:pBdr>
+        <w:spacing w:before="0" w:after="0"/>
+        <w:rPr>
+          <w:rFonts w:ascii="PT Sans" w:hAnsi="PT Sans"/>
+          <w:color w:val="212529"/>
+        </w:rPr>
+      </w:pPr>
+    </w:p>
+    <w:p>
+      <w:pPr>
+        <w:pStyle w:val="Heading2"/>
+        <w:pBdr>
+          <w:bottom w:val="single" w:sz="6" w:space="0" w:color="E9ECEF"/>
+        </w:pBdr>
+        <w:spacing w:before="0" w:after="0"/>
+        <w:rPr>
+          <w:rFonts w:ascii="PT Sans" w:hAnsi="PT Sans"/>
+          <w:color w:val="212529"/>
+        </w:rPr>
+      </w:pPr>
+    </w:p>
+    <w:p>
+      <w:pPr>
+        <w:pStyle w:val="Heading2"/>
+        <w:pBdr>
+          <w:bottom w:val="single" w:sz="6" w:space="0" w:color="E9ECEF"/>
+        </w:pBdr>
+        <w:spacing w:before="0" w:after="0"/>
+        <w:rPr>
+          <w:rFonts w:ascii="PT Sans" w:hAnsi="PT Sans"/>
+          <w:color w:val="212529"/>
+        </w:rPr>
+      </w:pPr>
+      <w:hyperlink r:id="rId8" w:anchor="how-to-test" w:history="1">
+        <w:r>
+          <w:rPr>
+            <w:rStyle w:val="Hyperlink"/>
+            <w:rFonts w:ascii="PT Sans" w:hAnsi="PT Sans"/>
+            <w:u w:val="none"/>
+          </w:rPr>
+          <w:t>How to Test</w:t>
+        </w:r>
+      </w:hyperlink>
+    </w:p>
+    <w:p>
+      <w:pPr>
+        <w:numPr>
+          <w:ilvl w:val="0"/>
+          <w:numId w:val="3"/>
+        </w:numPr>
+        <w:spacing w:before="100" w:beforeAutospacing="1" w:after="0" w:afterAutospacing="1" w:line="240" w:lineRule="auto"/>
+        <w:rPr>
+          <w:rFonts w:ascii="PT Sans" w:hAnsi="PT Sans"/>
+          <w:color w:val="212529"/>
+        </w:rPr>
+      </w:pPr>
+      <w:r>
+        <w:rPr>
+          <w:rFonts w:ascii="PT Sans" w:hAnsi="PT Sans"/>
+          <w:color w:val="212529"/>
+        </w:rPr>
+        <w:t>Executing</w:t>
+      </w:r>
+      <w:r>
+        <w:rPr>
+          <w:rStyle w:val="apple-converted-space"/>
+          <w:rFonts w:ascii="PT Sans" w:hAnsi="PT Sans"/>
+          <w:color w:val="212529"/>
+        </w:rPr>
+        <w:t> </w:t>
+      </w:r>
+      <w:r>
+        <w:rPr>
+          <w:rStyle w:val="HTMLCode"/>
+          <w:rFonts w:ascii="var(--bs-font-monospace)" w:eastAsiaTheme="minorHAnsi" w:hAnsi="var(--bs-font-monospace)"/>
+          <w:color w:val="212529"/>
+          <w:sz w:val="21"/>
+          <w:szCs w:val="21"/>
+        </w:rPr>
+        <w:t>1.sql</w:t>
+      </w:r>
+      <w:r>
+        <w:rPr>
+          <w:rStyle w:val="apple-converted-space"/>
+          <w:rFonts w:ascii="PT Sans" w:hAnsi="PT Sans"/>
+          <w:color w:val="212529"/>
+        </w:rPr>
+        <w:t> </w:t>
+      </w:r>
+      <w:r>
+        <w:rPr>
+          <w:rFonts w:ascii="PT Sans" w:hAnsi="PT Sans"/>
+          <w:color w:val="212529"/>
+        </w:rPr>
+        <w:t>results in a table with 1 column and 26 rows.</w:t>
+      </w:r>
+    </w:p>
+    <w:p>
+      <w:pPr>
+        <w:numPr>
+          <w:ilvl w:val="0"/>
+          <w:numId w:val="3"/>
+        </w:numPr>
+        <w:spacing w:before="100" w:beforeAutospacing="1" w:after="0" w:afterAutospacing="1" w:line="240" w:lineRule="auto"/>
+        <w:rPr>
+          <w:rFonts w:ascii="PT Sans" w:hAnsi="PT Sans"/>
+          <w:color w:val="212529"/>
+        </w:rPr>
+      </w:pPr>
+      <w:r>
+        <w:rPr>
+          <w:rFonts w:ascii="PT Sans" w:hAnsi="PT Sans"/>
+          <w:color w:val="212529"/>
+        </w:rPr>
+        <w:t>Executing</w:t>
+      </w:r>
+      <w:r>
+        <w:rPr>
+          <w:rStyle w:val="apple-converted-space"/>
+          <w:rFonts w:ascii="PT Sans" w:hAnsi="PT Sans"/>
+          <w:color w:val="212529"/>
+        </w:rPr>
+        <w:t> </w:t>
+      </w:r>
+      <w:r>
+        <w:rPr>
+          <w:rStyle w:val="HTMLCode"/>
+          <w:rFonts w:ascii="var(--bs-font-monospace)" w:eastAsiaTheme="minorHAnsi" w:hAnsi="var(--bs-font-monospace)"/>
+          <w:color w:val="212529"/>
+          <w:sz w:val="21"/>
+          <w:szCs w:val="21"/>
+        </w:rPr>
+        <w:t>2.sql</w:t>
+      </w:r>
+      <w:r>
+        <w:rPr>
+          <w:rStyle w:val="apple-converted-space"/>
+          <w:rFonts w:ascii="PT Sans" w:hAnsi="PT Sans"/>
+          <w:color w:val="212529"/>
+        </w:rPr>
+        <w:t> </w:t>
+      </w:r>
+      <w:r>
+        <w:rPr>
+          <w:rFonts w:ascii="PT Sans" w:hAnsi="PT Sans"/>
+          <w:color w:val="212529"/>
+        </w:rPr>
+        <w:t>results in a table with 2 columns and 14 rows.</w:t>
+      </w:r>
+    </w:p>
+    <w:p>
+      <w:pPr>
+        <w:numPr>
+          <w:ilvl w:val="0"/>
+          <w:numId w:val="3"/>
+        </w:numPr>
+        <w:spacing w:before="100" w:beforeAutospacing="1" w:after="0" w:afterAutospacing="1" w:line="240" w:lineRule="auto"/>
+        <w:rPr>
+          <w:rFonts w:ascii="PT Sans" w:hAnsi="PT Sans"/>
+          <w:color w:val="212529"/>
+        </w:rPr>
+      </w:pPr>
+      <w:r>
+        <w:rPr>
+          <w:rFonts w:ascii="PT Sans" w:hAnsi="PT Sans"/>
+          <w:color w:val="212529"/>
+        </w:rPr>
+        <w:t>Executing</w:t>
+      </w:r>
+      <w:r>
+        <w:rPr>
+          <w:rStyle w:val="apple-converted-space"/>
+          <w:rFonts w:ascii="PT Sans" w:hAnsi="PT Sans"/>
+          <w:color w:val="212529"/>
+        </w:rPr>
+        <w:t> </w:t>
+      </w:r>
+      <w:r>
+        <w:rPr>
+          <w:rStyle w:val="HTMLCode"/>
+          <w:rFonts w:ascii="var(--bs-font-monospace)" w:eastAsiaTheme="minorHAnsi" w:hAnsi="var(--bs-font-monospace)"/>
+          <w:color w:val="212529"/>
+          <w:sz w:val="21"/>
+          <w:szCs w:val="21"/>
+        </w:rPr>
+        <w:t>3.sql</w:t>
+      </w:r>
+      <w:r>
+        <w:rPr>
+          <w:rStyle w:val="apple-converted-space"/>
+          <w:rFonts w:ascii="PT Sans" w:hAnsi="PT Sans"/>
+          <w:color w:val="212529"/>
+        </w:rPr>
+        <w:t> </w:t>
+      </w:r>
+      <w:r>
+        <w:rPr>
+          <w:rFonts w:ascii="PT Sans" w:hAnsi="PT Sans"/>
+          <w:color w:val="212529"/>
+        </w:rPr>
+        <w:t>results in a table with 1 column and 1 row.</w:t>
+      </w:r>
+    </w:p>
+    <w:p>
+      <w:pPr>
+        <w:numPr>
+          <w:ilvl w:val="0"/>
+          <w:numId w:val="3"/>
+        </w:numPr>
+        <w:spacing w:before="100" w:beforeAutospacing="1" w:after="0" w:afterAutospacing="1" w:line="240" w:lineRule="auto"/>
+        <w:rPr>
+          <w:rFonts w:ascii="PT Sans" w:hAnsi="PT Sans"/>
+          <w:color w:val="212529"/>
+        </w:rPr>
+      </w:pPr>
+      <w:r>
+        <w:rPr>
+          <w:rFonts w:ascii="PT Sans" w:hAnsi="PT Sans"/>
+          <w:color w:val="212529"/>
+        </w:rPr>
+        <w:t>Executing</w:t>
+      </w:r>
+      <w:r>
+        <w:rPr>
+          <w:rStyle w:val="apple-converted-space"/>
+          <w:rFonts w:ascii="PT Sans" w:hAnsi="PT Sans"/>
+          <w:color w:val="212529"/>
+        </w:rPr>
+        <w:t> </w:t>
+      </w:r>
+      <w:r>
+        <w:rPr>
+          <w:rStyle w:val="HTMLCode"/>
+          <w:rFonts w:ascii="var(--bs-font-monospace)" w:eastAsiaTheme="minorHAnsi" w:hAnsi="var(--bs-font-monospace)"/>
+          <w:color w:val="212529"/>
+          <w:sz w:val="21"/>
+          <w:szCs w:val="21"/>
+        </w:rPr>
+        <w:t>4.sql</w:t>
+      </w:r>
+      <w:r>
+        <w:rPr>
+          <w:rStyle w:val="apple-converted-space"/>
+          <w:rFonts w:ascii="PT Sans" w:hAnsi="PT Sans"/>
+          <w:color w:val="212529"/>
+        </w:rPr>
+        <w:t> </w:t>
+      </w:r>
+      <w:r>
+        <w:rPr>
+          <w:rFonts w:ascii="PT Sans" w:hAnsi="PT Sans"/>
+          <w:color w:val="212529"/>
+        </w:rPr>
+        <w:t>results in a table with 1 column and 26 rows.</w:t>
+      </w:r>
+    </w:p>
+    <w:p>
+      <w:pPr>
+        <w:numPr>
+          <w:ilvl w:val="0"/>
+          <w:numId w:val="3"/>
+        </w:numPr>
+        <w:spacing w:before="100" w:beforeAutospacing="1" w:after="0" w:afterAutospacing="1" w:line="240" w:lineRule="auto"/>
+        <w:rPr>
+          <w:rFonts w:ascii="PT Sans" w:hAnsi="PT Sans"/>
+          <w:color w:val="212529"/>
+        </w:rPr>
+      </w:pPr>
+      <w:r>
+        <w:rPr>
+          <w:rFonts w:ascii="PT Sans" w:hAnsi="PT Sans"/>
+          <w:color w:val="212529"/>
+        </w:rPr>
+        <w:t>Executing</w:t>
+      </w:r>
+      <w:r>
+        <w:rPr>
+          <w:rStyle w:val="apple-converted-space"/>
+          <w:rFonts w:ascii="PT Sans" w:hAnsi="PT Sans"/>
+          <w:color w:val="212529"/>
+        </w:rPr>
+        <w:t> </w:t>
+      </w:r>
+      <w:r>
+        <w:rPr>
+          <w:rStyle w:val="HTMLCode"/>
+          <w:rFonts w:ascii="var(--bs-font-monospace)" w:eastAsiaTheme="minorHAnsi" w:hAnsi="var(--bs-font-monospace)"/>
+          <w:color w:val="212529"/>
+          <w:sz w:val="21"/>
+          <w:szCs w:val="21"/>
+        </w:rPr>
+        <w:t>5.sql</w:t>
+      </w:r>
+      <w:r>
+        <w:rPr>
+          <w:rStyle w:val="apple-converted-space"/>
+          <w:rFonts w:ascii="PT Sans" w:hAnsi="PT Sans"/>
+          <w:color w:val="212529"/>
+        </w:rPr>
+        <w:t> </w:t>
+      </w:r>
+      <w:r>
+        <w:rPr>
+          <w:rFonts w:ascii="PT Sans" w:hAnsi="PT Sans"/>
+          <w:color w:val="212529"/>
+        </w:rPr>
+        <w:t>results in a table with 1 column and 1 row.</w:t>
+      </w:r>
+    </w:p>
+    <w:p>
+      <w:pPr>
+        <w:numPr>
+          <w:ilvl w:val="0"/>
+          <w:numId w:val="3"/>
+        </w:numPr>
+        <w:spacing w:before="100" w:beforeAutospacing="1" w:after="0" w:afterAutospacing="1" w:line="240" w:lineRule="auto"/>
+        <w:rPr>
+          <w:rFonts w:ascii="PT Sans" w:hAnsi="PT Sans"/>
+          <w:color w:val="212529"/>
+        </w:rPr>
+      </w:pPr>
+      <w:r>
+        <w:rPr>
+          <w:rFonts w:ascii="PT Sans" w:hAnsi="PT Sans"/>
+          <w:color w:val="212529"/>
+        </w:rPr>
+        <w:t>Executing</w:t>
+      </w:r>
+      <w:r>
+        <w:rPr>
+          <w:rStyle w:val="apple-converted-space"/>
+          <w:rFonts w:ascii="PT Sans" w:hAnsi="PT Sans"/>
+          <w:color w:val="212529"/>
+        </w:rPr>
+        <w:t> </w:t>
+      </w:r>
+      <w:r>
+        <w:rPr>
+          <w:rStyle w:val="HTMLCode"/>
+          <w:rFonts w:ascii="var(--bs-font-monospace)" w:eastAsiaTheme="minorHAnsi" w:hAnsi="var(--bs-font-monospace)"/>
+          <w:color w:val="212529"/>
+          <w:sz w:val="21"/>
+          <w:szCs w:val="21"/>
+        </w:rPr>
+        <w:t>6.sql</w:t>
+      </w:r>
+      <w:r>
+        <w:rPr>
+          <w:rStyle w:val="apple-converted-space"/>
+          <w:rFonts w:ascii="PT Sans" w:hAnsi="PT Sans"/>
+          <w:color w:val="212529"/>
+        </w:rPr>
+        <w:t> </w:t>
+      </w:r>
+      <w:r>
+        <w:rPr>
+          <w:rFonts w:ascii="PT Sans" w:hAnsi="PT Sans"/>
+          <w:color w:val="212529"/>
+        </w:rPr>
+        <w:t>results in a table with 1 column and 2 rows.</w:t>
+      </w:r>
+    </w:p>
+    <w:p>
+      <w:pPr>
+        <w:numPr>
+          <w:ilvl w:val="0"/>
+          <w:numId w:val="3"/>
+        </w:numPr>
+        <w:spacing w:before="100" w:beforeAutospacing="1" w:after="0" w:afterAutospacing="1" w:line="240" w:lineRule="auto"/>
+        <w:rPr>
+          <w:rFonts w:ascii="PT Sans" w:hAnsi="PT Sans"/>
+          <w:color w:val="212529"/>
+        </w:rPr>
+      </w:pPr>
+      <w:r>
+        <w:rPr>
+          <w:rFonts w:ascii="PT Sans" w:hAnsi="PT Sans"/>
+          <w:color w:val="212529"/>
+        </w:rPr>
+        <w:t>Executing</w:t>
+      </w:r>
+      <w:r>
+        <w:rPr>
+          <w:rStyle w:val="apple-converted-space"/>
+          <w:rFonts w:ascii="PT Sans" w:hAnsi="PT Sans"/>
+          <w:color w:val="212529"/>
+        </w:rPr>
+        <w:t> </w:t>
+      </w:r>
+      <w:r>
+        <w:rPr>
+          <w:rStyle w:val="HTMLCode"/>
+          <w:rFonts w:ascii="var(--bs-font-monospace)" w:eastAsiaTheme="minorHAnsi" w:hAnsi="var(--bs-font-monospace)"/>
+          <w:color w:val="212529"/>
+          <w:sz w:val="21"/>
+          <w:szCs w:val="21"/>
+        </w:rPr>
+        <w:t>7.sql</w:t>
+      </w:r>
+      <w:r>
+        <w:rPr>
+          <w:rStyle w:val="apple-converted-space"/>
+          <w:rFonts w:ascii="PT Sans" w:hAnsi="PT Sans"/>
+          <w:color w:val="212529"/>
+        </w:rPr>
+        <w:t> </w:t>
+      </w:r>
+      <w:r>
+        <w:rPr>
+          <w:rFonts w:ascii="PT Sans" w:hAnsi="PT Sans"/>
+          <w:color w:val="212529"/>
+        </w:rPr>
+        <w:t>results in a table with 2 columns and 6 rows.</w:t>
+      </w:r>
+    </w:p>
+    <w:p>
+      <w:pPr>
+        <w:numPr>
+          <w:ilvl w:val="0"/>
+          <w:numId w:val="3"/>
+        </w:numPr>
+        <w:spacing w:before="100" w:beforeAutospacing="1" w:after="0" w:afterAutospacing="1" w:line="240" w:lineRule="auto"/>
+        <w:rPr>
+          <w:rFonts w:ascii="PT Sans" w:hAnsi="PT Sans"/>
+          <w:color w:val="212529"/>
+        </w:rPr>
+      </w:pPr>
+      <w:r>
+        <w:rPr>
+          <w:rFonts w:ascii="PT Sans" w:hAnsi="PT Sans"/>
+          <w:color w:val="212529"/>
+        </w:rPr>
+        <w:t>Executing</w:t>
+      </w:r>
+      <w:r>
+        <w:rPr>
+          <w:rStyle w:val="apple-converted-space"/>
+          <w:rFonts w:ascii="PT Sans" w:hAnsi="PT Sans"/>
+          <w:color w:val="212529"/>
+        </w:rPr>
+        <w:t> </w:t>
+      </w:r>
+      <w:r>
+        <w:rPr>
+          <w:rStyle w:val="HTMLCode"/>
+          <w:rFonts w:ascii="var(--bs-font-monospace)" w:eastAsiaTheme="minorHAnsi" w:hAnsi="var(--bs-font-monospace)"/>
+          <w:color w:val="212529"/>
+          <w:sz w:val="21"/>
+          <w:szCs w:val="21"/>
+        </w:rPr>
+        <w:t>8.sql</w:t>
+      </w:r>
+      <w:r>
+        <w:rPr>
+          <w:rStyle w:val="apple-converted-space"/>
+          <w:rFonts w:ascii="PT Sans" w:hAnsi="PT Sans"/>
+          <w:color w:val="212529"/>
+        </w:rPr>
+        <w:t> </w:t>
+      </w:r>
+      <w:r>
+        <w:rPr>
+          <w:rFonts w:ascii="PT Sans" w:hAnsi="PT Sans"/>
+          <w:color w:val="212529"/>
+        </w:rPr>
+        <w:t>results in a table with 1 column and 1 row.</w:t>
+      </w:r>
+    </w:p>
+    <w:p>
+      <w:pPr>
+        <w:numPr>
+          <w:ilvl w:val="0"/>
+          <w:numId w:val="3"/>
+        </w:numPr>
+        <w:spacing w:before="100" w:beforeAutospacing="1" w:after="0" w:afterAutospacing="1" w:line="240" w:lineRule="auto"/>
+        <w:rPr>
+          <w:rFonts w:ascii="PT Sans" w:hAnsi="PT Sans"/>
+          <w:color w:val="212529"/>
+        </w:rPr>
+      </w:pPr>
+      <w:r>
+        <w:rPr>
+          <w:rFonts w:ascii="PT Sans" w:hAnsi="PT Sans"/>
+          <w:color w:val="212529"/>
+        </w:rPr>
+        <w:t>Executing</w:t>
+      </w:r>
+      <w:r>
+        <w:rPr>
+          <w:rStyle w:val="apple-converted-space"/>
+          <w:rFonts w:ascii="PT Sans" w:hAnsi="PT Sans"/>
+          <w:color w:val="212529"/>
+        </w:rPr>
+        <w:t> </w:t>
+      </w:r>
+      <w:r>
+        <w:rPr>
+          <w:rStyle w:val="HTMLCode"/>
+          <w:rFonts w:ascii="var(--bs-font-monospace)" w:eastAsiaTheme="minorHAnsi" w:hAnsi="var(--bs-font-monospace)"/>
+          <w:color w:val="212529"/>
+          <w:sz w:val="21"/>
+          <w:szCs w:val="21"/>
+        </w:rPr>
+        <w:t>9.sql</w:t>
+      </w:r>
+      <w:r>
+        <w:rPr>
+          <w:rStyle w:val="apple-converted-space"/>
+          <w:rFonts w:ascii="PT Sans" w:hAnsi="PT Sans"/>
+          <w:color w:val="212529"/>
+        </w:rPr>
+        <w:t> </w:t>
+      </w:r>
+      <w:r>
+        <w:rPr>
+          <w:rFonts w:ascii="PT Sans" w:hAnsi="PT Sans"/>
+          <w:color w:val="212529"/>
+        </w:rPr>
+        <w:t>results in a table with 1 column and 1 row.</w:t>
+      </w:r>
+    </w:p>
+    <w:p>
+      <w:pPr>
+        <w:numPr>
+          <w:ilvl w:val="0"/>
+          <w:numId w:val="3"/>
+        </w:numPr>
+        <w:spacing w:before="100" w:beforeAutospacing="1" w:after="0" w:afterAutospacing="1" w:line="240" w:lineRule="auto"/>
+        <w:rPr>
+          <w:rFonts w:ascii="PT Sans" w:hAnsi="PT Sans"/>
+          <w:color w:val="212529"/>
+        </w:rPr>
+      </w:pPr>
+      <w:r>
+        <w:rPr>
+          <w:rFonts w:ascii="PT Sans" w:hAnsi="PT Sans"/>
+          <w:color w:val="212529"/>
+        </w:rPr>
+        <w:t>Executing</w:t>
+      </w:r>
+      <w:r>
+        <w:rPr>
+          <w:rStyle w:val="apple-converted-space"/>
+          <w:rFonts w:ascii="PT Sans" w:hAnsi="PT Sans"/>
+          <w:color w:val="212529"/>
+        </w:rPr>
+        <w:t> </w:t>
+      </w:r>
+      <w:r>
+        <w:rPr>
+          <w:rStyle w:val="HTMLCode"/>
+          <w:rFonts w:ascii="var(--bs-font-monospace)" w:eastAsiaTheme="minorHAnsi" w:hAnsi="var(--bs-font-monospace)"/>
+          <w:color w:val="212529"/>
+          <w:sz w:val="21"/>
+          <w:szCs w:val="21"/>
+        </w:rPr>
+        <w:t>10.sql</w:t>
+      </w:r>
+      <w:r>
+        <w:rPr>
+          <w:rStyle w:val="apple-converted-space"/>
+          <w:rFonts w:ascii="PT Sans" w:hAnsi="PT Sans"/>
+          <w:color w:val="212529"/>
+        </w:rPr>
+        <w:t> </w:t>
+      </w:r>
+      <w:r>
+        <w:rPr>
+          <w:rFonts w:ascii="PT Sans" w:hAnsi="PT Sans"/>
+          <w:color w:val="212529"/>
+        </w:rPr>
+        <w:t>results in a table with 3 columns and 140 rows.</w:t>
+      </w:r>
+    </w:p>
+    <w:p>
+      <w:pPr>
+        <w:numPr>
+          <w:ilvl w:val="0"/>
+          <w:numId w:val="3"/>
+        </w:numPr>
+        <w:spacing w:before="100" w:beforeAutospacing="1" w:after="0" w:afterAutospacing="1" w:line="240" w:lineRule="auto"/>
+        <w:rPr>
+          <w:rFonts w:ascii="PT Sans" w:hAnsi="PT Sans"/>
+          <w:color w:val="212529"/>
+        </w:rPr>
+      </w:pPr>
+      <w:r>
+        <w:rPr>
+          <w:rFonts w:ascii="PT Sans" w:hAnsi="PT Sans"/>
+          <w:color w:val="212529"/>
+        </w:rPr>
+        <w:t>Executing</w:t>
+      </w:r>
+      <w:r>
+        <w:rPr>
+          <w:rStyle w:val="apple-converted-space"/>
+          <w:rFonts w:ascii="PT Sans" w:hAnsi="PT Sans"/>
+          <w:color w:val="212529"/>
+        </w:rPr>
+        <w:t> </w:t>
+      </w:r>
+      <w:r>
+        <w:rPr>
+          <w:rStyle w:val="HTMLCode"/>
+          <w:rFonts w:ascii="var(--bs-font-monospace)" w:eastAsiaTheme="minorHAnsi" w:hAnsi="var(--bs-font-monospace)"/>
+          <w:color w:val="212529"/>
+          <w:sz w:val="21"/>
+          <w:szCs w:val="21"/>
+        </w:rPr>
+        <w:t>11.sql</w:t>
+      </w:r>
+      <w:r>
+        <w:rPr>
+          <w:rStyle w:val="apple-converted-space"/>
+          <w:rFonts w:ascii="PT Sans" w:hAnsi="PT Sans"/>
+          <w:color w:val="212529"/>
+        </w:rPr>
+        <w:t> </w:t>
+      </w:r>
+      <w:r>
+        <w:rPr>
+          <w:rFonts w:ascii="PT Sans" w:hAnsi="PT Sans"/>
+          <w:color w:val="212529"/>
+        </w:rPr>
+        <w:t>results in a table with 1 column and 10 rows.</w:t>
+      </w:r>
+    </w:p>
+    <w:p>
+      <w:pPr>
+        <w:numPr>
+          <w:ilvl w:val="0"/>
+          <w:numId w:val="3"/>
+        </w:numPr>
+        <w:spacing w:before="100" w:beforeAutospacing="1" w:after="0" w:line="240" w:lineRule="auto"/>
+        <w:rPr>
+          <w:rFonts w:ascii="PT Sans" w:hAnsi="PT Sans"/>
+          <w:color w:val="212529"/>
+        </w:rPr>
+      </w:pPr>
+      <w:r>
+        <w:rPr>
+          <w:rFonts w:ascii="PT Sans" w:hAnsi="PT Sans"/>
+          <w:color w:val="212529"/>
+        </w:rPr>
+        <w:t>Executing</w:t>
+      </w:r>
+      <w:r>
+        <w:rPr>
+          <w:rStyle w:val="apple-converted-space"/>
+          <w:rFonts w:ascii="PT Sans" w:hAnsi="PT Sans"/>
+          <w:color w:val="212529"/>
+        </w:rPr>
+        <w:t> </w:t>
+      </w:r>
+      <w:r>
+        <w:rPr>
+          <w:rStyle w:val="HTMLCode"/>
+          <w:rFonts w:ascii="var(--bs-font-monospace)" w:eastAsiaTheme="minorHAnsi" w:hAnsi="var(--bs-font-monospace)"/>
+          <w:color w:val="212529"/>
+          <w:sz w:val="21"/>
+          <w:szCs w:val="21"/>
+        </w:rPr>
+        <w:t>12.sql</w:t>
+      </w:r>
+      <w:r>
+        <w:rPr>
+          <w:rStyle w:val="apple-converted-space"/>
+          <w:rFonts w:ascii="PT Sans" w:hAnsi="PT Sans"/>
+          <w:color w:val="212529"/>
+        </w:rPr>
+        <w:t> </w:t>
+      </w:r>
+      <w:r>
+        <w:rPr>
+          <w:rFonts w:ascii="PT Sans" w:hAnsi="PT Sans"/>
+          <w:color w:val="212529"/>
+        </w:rPr>
+        <w:t>results in a table with 1 column and 1 row.</w:t>
+      </w:r>
+    </w:p>
+    <w:p>
+      <w:pPr>
+        <w:pStyle w:val="NormalWeb"/>
+        <w:spacing w:before="0" w:beforeAutospacing="0" w:after="0"/>
+        <w:rPr>
+          <w:rFonts w:ascii="PT Sans" w:hAnsi="PT Sans"/>
+          <w:color w:val="212529"/>
+        </w:rPr>
+      </w:pPr>
+      <w:r>
+        <w:rPr>
+          <w:rStyle w:val="HTMLCode"/>
+          <w:rFonts w:ascii="var(--bs-font-monospace)" w:hAnsi="var(--bs-font-monospace)"/>
+          <w:color w:val="212529"/>
+          <w:sz w:val="21"/>
+          <w:szCs w:val="21"/>
+        </w:rPr>
+        <w:t>13.sql</w:t>
+      </w:r>
+      <w:r>
+        <w:rPr>
+          <w:rStyle w:val="apple-converted-space"/>
+          <w:rFonts w:ascii="PT Sans" w:hAnsi="PT Sans"/>
+          <w:color w:val="212529"/>
+        </w:rPr>
+        <w:t> </w:t>
+      </w:r>
+      <w:r>
+        <w:rPr>
+          <w:rFonts w:ascii="PT Sans" w:hAnsi="PT Sans"/>
+          <w:color w:val="212529"/>
+        </w:rPr>
+        <w:t>is up to you!</w:t>
+      </w:r>
+    </w:p>
+    <w:p>
+      <w:pPr>
+        <w:pStyle w:val="NormalWeb"/>
+        <w:spacing w:before="0" w:beforeAutospacing="0"/>
+        <w:rPr>
+          <w:rFonts w:ascii="PT Sans" w:hAnsi="PT Sans"/>
+          <w:color w:val="212529"/>
+        </w:rPr>
+      </w:pPr>
+      <w:r>
+        <w:rPr>
+          <w:rFonts w:ascii="PT Sans" w:hAnsi="PT Sans"/>
+          <w:color w:val="212529"/>
+        </w:rPr>
+        <w:t>Note that row counts do not include header rows that only show column names.</w:t>
+      </w:r>
+    </w:p>
+    <w:p>
+      <w:pPr>
+        <w:rPr>
+          <w:rFonts w:ascii="Times New Roman" w:hAnsi="Times New Roman"/>
+        </w:rPr>
+      </w:pPr>
+    </w:p>
+    <w:p>
+      <w:pPr>
+        <w:spacing w:before="100" w:beforeAutospacing="1" w:after="0" w:line="240" w:lineRule="auto"/>
+        <w:rPr>
+          <w:rFonts w:ascii="Tahoma" w:eastAsia="Times New Roman" w:hAnsi="Tahoma" w:cs="Tahoma"/>
+          <w:kern w:val="0"/>
+          <w:lang w:eastAsia="en-GB"/>
+          <w14:ligatures w14:val="none"/>
+        </w:rPr>
+      </w:pPr>
     </w:p>
     <w:p>
       <w:pPr>
@@ -1181,6 +1936,155 @@
     </w:lvl>
   </w:abstractNum>
   <w:abstractNum w:abstractNumId="1" w15:restartNumberingAfterBreak="0">
+    <w:nsid w:val="45DB2979"/>
+    <w:multiLevelType w:val="multilevel"/>
+    <w:tmpl w:val="7802408E"/>
+    <w:lvl w:ilvl="0">
+      <w:start w:val="1"/>
+      <w:numFmt w:val="bullet"/>
+      <w:lvlText w:val=""/>
+      <w:lvlJc w:val="left"/>
+      <w:pPr>
+        <w:tabs>
+          <w:tab w:val="num" w:pos="720"/>
+        </w:tabs>
+        <w:ind w:left="720" w:hanging="360"/>
+      </w:pPr>
+      <w:rPr>
+        <w:rFonts w:ascii="Symbol" w:hAnsi="Symbol" w:hint="default"/>
+        <w:sz w:val="20"/>
+      </w:rPr>
+    </w:lvl>
+    <w:lvl w:ilvl="1" w:tentative="1">
+      <w:start w:val="1"/>
+      <w:numFmt w:val="bullet"/>
+      <w:lvlText w:val="o"/>
+      <w:lvlJc w:val="left"/>
+      <w:pPr>
+        <w:tabs>
+          <w:tab w:val="num" w:pos="1440"/>
+        </w:tabs>
+        <w:ind w:left="1440" w:hanging="360"/>
+      </w:pPr>
+      <w:rPr>
+        <w:rFonts w:ascii="Courier New" w:hAnsi="Courier New" w:hint="default"/>
+        <w:sz w:val="20"/>
+      </w:rPr>
+    </w:lvl>
+    <w:lvl w:ilvl="2" w:tentative="1">
+      <w:start w:val="1"/>
+      <w:numFmt w:val="bullet"/>
+      <w:lvlText w:val=""/>
+      <w:lvlJc w:val="left"/>
+      <w:pPr>
+        <w:tabs>
+          <w:tab w:val="num" w:pos="2160"/>
+        </w:tabs>
+        <w:ind w:left="2160" w:hanging="360"/>
+      </w:pPr>
+      <w:rPr>
+        <w:rFonts w:ascii="Wingdings" w:hAnsi="Wingdings" w:hint="default"/>
+        <w:sz w:val="20"/>
+      </w:rPr>
+    </w:lvl>
+    <w:lvl w:ilvl="3" w:tentative="1">
+      <w:start w:val="1"/>
+      <w:numFmt w:val="bullet"/>
+      <w:lvlText w:val=""/>
+      <w:lvlJc w:val="left"/>
+      <w:pPr>
+        <w:tabs>
+          <w:tab w:val="num" w:pos="2880"/>
+        </w:tabs>
+        <w:ind w:left="2880" w:hanging="360"/>
+      </w:pPr>
+      <w:rPr>
+        <w:rFonts w:ascii="Wingdings" w:hAnsi="Wingdings" w:hint="default"/>
+        <w:sz w:val="20"/>
+      </w:rPr>
+    </w:lvl>
+    <w:lvl w:ilvl="4" w:tentative="1">
+      <w:start w:val="1"/>
+      <w:numFmt w:val="bullet"/>
+      <w:lvlText w:val=""/>
+      <w:lvlJc w:val="left"/>
+      <w:pPr>
+        <w:tabs>
+          <w:tab w:val="num" w:pos="3600"/>
+        </w:tabs>
+        <w:ind w:left="3600" w:hanging="360"/>
+      </w:pPr>
+      <w:rPr>
+        <w:rFonts w:ascii="Wingdings" w:hAnsi="Wingdings" w:hint="default"/>
+        <w:sz w:val="20"/>
+      </w:rPr>
+    </w:lvl>
+    <w:lvl w:ilvl="5" w:tentative="1">
+      <w:start w:val="1"/>
+      <w:numFmt w:val="bullet"/>
+      <w:lvlText w:val=""/>
+      <w:lvlJc w:val="left"/>
+      <w:pPr>
+        <w:tabs>
+          <w:tab w:val="num" w:pos="4320"/>
+        </w:tabs>
+        <w:ind w:left="4320" w:hanging="360"/>
+      </w:pPr>
+      <w:rPr>
+        <w:rFonts w:ascii="Wingdings" w:hAnsi="Wingdings" w:hint="default"/>
+        <w:sz w:val="20"/>
+      </w:rPr>
+    </w:lvl>
+    <w:lvl w:ilvl="6" w:tentative="1">
+      <w:start w:val="1"/>
+      <w:numFmt w:val="bullet"/>
+      <w:lvlText w:val=""/>
+      <w:lvlJc w:val="left"/>
+      <w:pPr>
+        <w:tabs>
+          <w:tab w:val="num" w:pos="5040"/>
+        </w:tabs>
+        <w:ind w:left="5040" w:hanging="360"/>
+      </w:pPr>
+      <w:rPr>
+        <w:rFonts w:ascii="Wingdings" w:hAnsi="Wingdings" w:hint="default"/>
+        <w:sz w:val="20"/>
+      </w:rPr>
+    </w:lvl>
+    <w:lvl w:ilvl="7" w:tentative="1">
+      <w:start w:val="1"/>
+      <w:numFmt w:val="bullet"/>
+      <w:lvlText w:val=""/>
+      <w:lvlJc w:val="left"/>
+      <w:pPr>
+        <w:tabs>
+          <w:tab w:val="num" w:pos="5760"/>
+        </w:tabs>
+        <w:ind w:left="5760" w:hanging="360"/>
+      </w:pPr>
+      <w:rPr>
+        <w:rFonts w:ascii="Wingdings" w:hAnsi="Wingdings" w:hint="default"/>
+        <w:sz w:val="20"/>
+      </w:rPr>
+    </w:lvl>
+    <w:lvl w:ilvl="8" w:tentative="1">
+      <w:start w:val="1"/>
+      <w:numFmt w:val="bullet"/>
+      <w:lvlText w:val=""/>
+      <w:lvlJc w:val="left"/>
+      <w:pPr>
+        <w:tabs>
+          <w:tab w:val="num" w:pos="6480"/>
+        </w:tabs>
+        <w:ind w:left="6480" w:hanging="360"/>
+      </w:pPr>
+      <w:rPr>
+        <w:rFonts w:ascii="Wingdings" w:hAnsi="Wingdings" w:hint="default"/>
+        <w:sz w:val="20"/>
+      </w:rPr>
+    </w:lvl>
+  </w:abstractNum>
+  <w:abstractNum w:abstractNumId="2" w15:restartNumberingAfterBreak="0">
     <w:nsid w:val="7A224419"/>
     <w:multiLevelType w:val="multilevel"/>
     <w:tmpl w:val="5FF24900"/>
@@ -1301,6 +2205,9 @@
     <w:abstractNumId w:val="0"/>
   </w:num>
   <w:num w:numId="2" w16cid:durableId="2120375451">
+    <w:abstractNumId w:val="2"/>
+  </w:num>
+  <w:num w:numId="3" w16cid:durableId="177549411">
     <w:abstractNumId w:val="1"/>
   </w:num>
 </w:numbering>
@@ -1734,7 +2641,6 @@
     <w:next w:val="Normal"/>
     <w:link w:val="Heading2Char"/>
     <w:uiPriority w:val="9"/>
-    <w:semiHidden/>
     <w:unhideWhenUsed/>
     <w:qFormat/>
     <w:rsid w:val="00A14CC6"/>
@@ -1951,7 +2857,6 @@
     <w:basedOn w:val="DefaultParagraphFont"/>
     <w:link w:val="Heading2"/>
     <w:uiPriority w:val="9"/>
-    <w:semiHidden/>
     <w:rsid w:val="00A14CC6"/>
     <w:rPr>
       <w:rFonts w:asciiTheme="majorHAnsi" w:eastAsiaTheme="majorEastAsia" w:hAnsiTheme="majorHAnsi" w:cstheme="majorBidi"/>
@@ -2290,6 +3195,18 @@
     <w:rPr>
       <w:b/>
       <w:bCs/>
+    </w:rPr>
+  </w:style>
+  <w:style w:type="character" w:styleId="FollowedHyperlink">
+    <w:name w:val="FollowedHyperlink"/>
+    <w:basedOn w:val="DefaultParagraphFont"/>
+    <w:uiPriority w:val="99"/>
+    <w:semiHidden/>
+    <w:unhideWhenUsed/>
+    <w:rsid w:val="000C740B"/>
+    <w:rPr>
+      <w:color w:val="96607D" w:themeColor="followedHyperlink"/>
+      <w:u w:val="single"/>
     </w:rPr>
   </w:style>
 </w:styles>
